--- a/ChandlerJ_DDS-8555-Assignment6.docx
+++ b/ChandlerJ_DDS-8555-Assignment6.docx
@@ -241,7 +241,18 @@
     </w:p>
     <w:p>
       <w:r>
-        <w:t>This analysis addresses two conceptual and applied problems in tree-based statistical learning. The first task involves constructing a custom recursive binary partition of two-dimensional feature space with at least six regions and its corresponding decision tree. The second applies boosting, bagging, random forests, and a decision tree to the Boston housing dataset, comparing their predictive performance against a linear regression baseline. Additionally, four tree-based models—a decision tree, a bagged ensemble, a random forest, and a gradient boosted classifier—were developed and submitted to the Kaggle Multi-Class Prediction of Obesity Risk competition. Across all contexts, ensemble methods consistently outperformed single-tree models, and gradient boosting achieved the strongest predictive performance. Random forests offered a strong balance of accuracy and interpretability through variable importance. These results are consistent with the bias-variance tradeoff framework central to modern statistical learning.</w:t>
+        <w:t xml:space="preserve">This analysis addresses two conceptual and applied problems in tree-based statistical learning. The first task involves constructing a custom recursive binary partition of two-dimensional feature space with at least six regions and its corresponding decision tree. The second applies boosting, bagging, random forests, and a decision tree to the Boston housing dataset, comparing their predictive performance against a linear regression baseline. Additionally, four tree-based models (a decision tree, a bagged ensemble, a random forest, and a gradient boosted classifier) </w:t>
+      </w:r>
+      <w:proofErr w:type="gramStart"/>
+      <w:r>
+        <w:t>were developed</w:t>
+      </w:r>
+      <w:proofErr w:type="gramEnd"/>
+      <w:r>
+        <w:t xml:space="preserve"> and submitted to the Kaggle Multi-Class Prediction of Obesity Risk competition. Across all contexts, ensemble methods consistently outperformed single-tree models, and gradient boosting achieved the strongest predictive performance. Random forests offered a strong balance of accuracy and interpretability through variable importance. These results are consistent with the bias-variance tradeoff framework central to modern statistical learning</w:t>
+      </w:r>
+      <w:r>
+        <w:t>.</w:t>
       </w:r>
     </w:p>
     <w:p>
@@ -249,8 +260,13 @@
         <w:pStyle w:val="Heading2"/>
       </w:pPr>
       <w:bookmarkStart w:id="1" w:name="key-insights"/>
-      <w:r>
-        <w:t>Key Insights</w:t>
+      <w:proofErr w:type="spellStart"/>
+      <w:r>
+        <w:t>Ke</w:t>
+      </w:r>
+      <w:proofErr w:type="spellEnd"/>
+      <w:r>
+        <w:t>y Insights</w:t>
       </w:r>
     </w:p>
     <w:p>
@@ -413,23 +429,75 @@
     </w:p>
     <w:p>
       <w:r>
-        <w:t>The Boston housing dataset from the ISLP library was used for this analysis. The continuous response variable is medv (median home value). Four tree-based models—a single regression tree, bagging, a random forest, and gradient boosting—were fit to an 80/20 training-</w:t>
+        <w:t xml:space="preserve">The Boston housing dataset from the ISLP library </w:t>
+      </w:r>
+      <w:proofErr w:type="gramStart"/>
+      <w:r>
+        <w:t>was used</w:t>
+      </w:r>
+      <w:proofErr w:type="gramEnd"/>
+      <w:r>
+        <w:t xml:space="preserve"> for this analysis. The continuous response variable is </w:t>
+      </w:r>
+      <w:proofErr w:type="spellStart"/>
+      <w:r>
+        <w:t>medv</w:t>
+      </w:r>
+      <w:proofErr w:type="spellEnd"/>
+      <w:r>
+        <w:t xml:space="preserve"> (median home value). Four tree-based models (a single regression tree, bagging, a random forest, and gradient boosting) </w:t>
+      </w:r>
+      <w:proofErr w:type="gramStart"/>
+      <w:r>
+        <w:t>were fit</w:t>
+      </w:r>
+      <w:proofErr w:type="gramEnd"/>
+      <w:r>
+        <w:t xml:space="preserve"> to an 80/20 training-</w:t>
       </w:r>
       <w:r>
         <w:lastRenderedPageBreak/>
-        <w:t>test split and compared against a linear regression baseline using mean squared error (MSE) as the evaluation metric. Gradient boosting consistently achieved the lowest test MSE, followed by random forests, reflecting the theoretical advantage of ensemble methods over single learners through variance reduction and sequential residual correction. Linear regression provided a useful interpretable baseline but was outperformed by all ensemble methods, highlighting the presence of nonlinear relationships in the data. Variable importance analysis from the random forest identified lstat (percentage of lower-status population) and rm (average number of rooms per dwelling) as the most influential predictors, consistent with domain knowledge in housing economics.</w:t>
+        <w:t xml:space="preserve">test split and compared against a linear regression baseline using mean squared error (MSE) as the evaluation metric. Gradient boosting consistently achieved the lowest test MSE, followed by random forests, reflecting the theoretical advantage of ensemble methods over single learners through variance reduction and sequential residual correction. Linear regression provided a useful interpretable baseline but </w:t>
+      </w:r>
+      <w:proofErr w:type="gramStart"/>
+      <w:r>
+        <w:t>was outperformed</w:t>
+      </w:r>
+      <w:proofErr w:type="gramEnd"/>
+      <w:r>
+        <w:t xml:space="preserve"> by all ensemble methods, highlighting the presence of nonlinear relationships in the data. Variable importance analysis from the random forest identified </w:t>
+      </w:r>
+      <w:proofErr w:type="spellStart"/>
+      <w:r>
+        <w:t>lstat</w:t>
+      </w:r>
+      <w:proofErr w:type="spellEnd"/>
+      <w:r>
+        <w:t xml:space="preserve"> (percentage of lower-status population) and rm (average number of rooms per dwelling) as the most influential predictors, consistent with domain knowledge in housing economics</w:t>
+      </w:r>
+      <w:r>
+        <w:t>.</w:t>
       </w:r>
     </w:p>
     <w:p>
       <w:pPr>
         <w:ind w:firstLine="0"/>
       </w:pPr>
+      <w:proofErr w:type="spellStart"/>
       <w:r>
         <w:rPr>
           <w:b/>
           <w:bCs/>
         </w:rPr>
-        <w:t>Figure 2</w:t>
+        <w:t>F</w:t>
+      </w:r>
+      <w:proofErr w:type="spellEnd"/>
+      <w:r>
+        <w:rPr>
+          <w:b/>
+          <w:bCs/>
+        </w:rPr>
+        <w:t>igure 2</w:t>
       </w:r>
     </w:p>
     <w:p>

--- a/ChandlerJ_DDS-8555-Assignment6.docx
+++ b/ChandlerJ_DDS-8555-Assignment6.docx
@@ -249,10 +249,7 @@
       </w:r>
       <w:proofErr w:type="gramEnd"/>
       <w:r>
-        <w:t xml:space="preserve"> and submitted to the Kaggle Multi-Class Prediction of Obesity Risk competition. Across all contexts, ensemble methods consistently outperformed single-tree models, and gradient boosting achieved the strongest predictive performance. Random forests offered a strong balance of accuracy and interpretability through variable importance. These results are consistent with the bias-variance tradeoff framework central to modern statistical learning</w:t>
-      </w:r>
-      <w:r>
-        <w:t>.</w:t>
+        <w:t xml:space="preserve"> and submitted to the Kaggle Multi-Class Prediction of Obesity Risk competition. Across all contexts, ensemble methods consistently outperformed single-tree models, and gradient boosting achieved the strongest predictive performance. Random forests offered a strong balance of accuracy and interpretability through variable importance. These results are consistent with the bias-variance tradeoff framework central to modern statistical learning.</w:t>
       </w:r>
     </w:p>
     <w:p>
@@ -260,13 +257,8 @@
         <w:pStyle w:val="Heading2"/>
       </w:pPr>
       <w:bookmarkStart w:id="1" w:name="key-insights"/>
-      <w:proofErr w:type="spellStart"/>
-      <w:r>
-        <w:t>Ke</w:t>
-      </w:r>
-      <w:proofErr w:type="spellEnd"/>
-      <w:r>
-        <w:t>y Insights</w:t>
+      <w:r>
+        <w:t>Key Insights</w:t>
       </w:r>
     </w:p>
     <w:p>
@@ -457,15 +449,13 @@
       </w:r>
       <w:r>
         <w:lastRenderedPageBreak/>
-        <w:t xml:space="preserve">test split and compared against a linear regression baseline using mean squared error (MSE) as the evaluation metric. Gradient boosting consistently achieved the lowest test MSE, followed by random forests, reflecting the theoretical advantage of ensemble methods over single learners through variance reduction and sequential residual correction. Linear regression provided a useful interpretable baseline but </w:t>
-      </w:r>
-      <w:proofErr w:type="gramStart"/>
-      <w:r>
-        <w:t>was outperformed</w:t>
-      </w:r>
-      <w:proofErr w:type="gramEnd"/>
-      <w:r>
-        <w:t xml:space="preserve"> by all ensemble methods, highlighting the presence of nonlinear relationships in the data. Variable importance analysis from the random forest identified </w:t>
+        <w:t xml:space="preserve">test split and compared against a linear regression baseline using mean squared error (MSE) as the evaluation metric. Gradient boosting consistently achieved the lowest test MSE, followed by random forests, reflecting the theoretical advantage of ensemble methods over single learners through variance reduction and sequential residual correction. </w:t>
+      </w:r>
+      <w:r>
+        <w:t>Ridge</w:t>
+      </w:r>
+      <w:r>
+        <w:t xml:space="preserve"> regression provided a useful interpretable baseline but was outperformed by all ensemble methods, highlighting the presence of nonlinear relationships in the data. Variable importance analysis from the random forest identified </w:t>
       </w:r>
       <w:proofErr w:type="spellStart"/>
       <w:r>
@@ -473,31 +463,19 @@
       </w:r>
       <w:proofErr w:type="spellEnd"/>
       <w:r>
-        <w:t xml:space="preserve"> (percentage of lower-status population) and rm (average number of rooms per dwelling) as the most influential predictors, consistent with domain knowledge in housing economics</w:t>
-      </w:r>
-      <w:r>
-        <w:t>.</w:t>
+        <w:t xml:space="preserve"> (percentage of lower-status population) and rm (average number of rooms per dwelling) as the most influential predictors, consistent with domain knowledge in housing economics.</w:t>
       </w:r>
     </w:p>
     <w:p>
       <w:pPr>
         <w:ind w:firstLine="0"/>
       </w:pPr>
-      <w:proofErr w:type="spellStart"/>
       <w:r>
         <w:rPr>
           <w:b/>
           <w:bCs/>
         </w:rPr>
-        <w:t>F</w:t>
-      </w:r>
-      <w:proofErr w:type="spellEnd"/>
-      <w:r>
-        <w:rPr>
-          <w:b/>
-          <w:bCs/>
-        </w:rPr>
-        <w:t>igure 2</w:t>
+        <w:t>Figure 2</w:t>
       </w:r>
     </w:p>
     <w:p>
@@ -513,21 +491,24 @@
       </w:r>
     </w:p>
     <w:p>
+      <w:pPr>
+        <w:ind w:firstLine="0"/>
+      </w:pPr>
       <w:r>
         <w:rPr>
           <w:noProof/>
         </w:rPr>
         <w:drawing>
-          <wp:inline distT="0" distB="0" distL="0" distR="0" wp14:anchorId="6CAE6224" wp14:editId="78F7E55A">
+          <wp:inline distT="0" distB="0" distL="0" distR="0" wp14:anchorId="027E7ED1" wp14:editId="55314E6B">
             <wp:extent cx="5943600" cy="2286000"/>
             <wp:effectExtent l="0" t="0" r="0" b="0"/>
-            <wp:docPr id="24" name="Picture"/>
+            <wp:docPr id="24" name="Picture" descr="A close-up of a graph&#10;&#10;AI-generated content may be incorrect."/>
             <wp:cNvGraphicFramePr/>
             <a:graphic xmlns:a="http://schemas.openxmlformats.org/drawingml/2006/main">
               <a:graphicData uri="http://schemas.openxmlformats.org/drawingml/2006/picture">
                 <pic:pic xmlns:pic="http://schemas.openxmlformats.org/drawingml/2006/picture">
                   <pic:nvPicPr>
-                    <pic:cNvPr id="25" name="Picture" descr="ChandlerJ_DDS-8555-Assignment6_files/figure-docx/q12-boston-3.png"/>
+                    <pic:cNvPr id="24" name="Picture" descr="A close-up of a graph&#10;&#10;AI-generated content may be incorrect."/>
                     <pic:cNvPicPr>
                       <a:picLocks noChangeAspect="1" noChangeArrowheads="1"/>
                     </pic:cNvPicPr>
@@ -558,6 +539,18 @@
             </a:graphic>
           </wp:inline>
         </w:drawing>
+      </w:r>
+      <w:r>
+        <w:fldChar w:fldCharType="begin"/>
+      </w:r>
+      <w:r>
+        <w:instrText xml:space="preserve"> INCLUDEPICTURE "http://127.0.0.1:12041/chunk_output/7A5D6449425366be/62F26FC9/cazjwyu4raok9/000010.png" \* MERGEFORMATINET </w:instrText>
+      </w:r>
+      <w:r>
+        <w:fldChar w:fldCharType="separate"/>
+      </w:r>
+      <w:r>
+        <w:fldChar w:fldCharType="end"/>
       </w:r>
     </w:p>
     <w:p>
@@ -1064,7 +1057,7 @@
           <w:noProof/>
         </w:rPr>
         <w:drawing>
-          <wp:inline distT="0" distB="0" distL="0" distR="0" wp14:anchorId="1CA4BFFB" wp14:editId="5BED45A5">
+          <wp:inline distT="0" distB="0" distL="0" distR="0" wp14:anchorId="1CA4BFFB" wp14:editId="5DF97A56">
             <wp:extent cx="5943600" cy="2716530"/>
             <wp:effectExtent l="0" t="0" r="0" b="1270"/>
             <wp:docPr id="390861575" name="Picture 1" descr="A screenshot of a computer&#10;&#10;AI-generated content may be incorrect."/>
